--- a/submissions/AITP_OWASP_Specification.docx
+++ b/submissions/AITP_OWASP_Specification.docx
@@ -238,7 +238,7 @@
     </w:p>
     <w:p>
       <w:r>
-        <w:t>An agent that crawls, retrieves, or ingests external data is consuming attacker-controlled content. Malicious instructions embedded in web pages, documents, API responses, or database records enter the agent's context window and influence its behavior. This is the IED problem: the explosive is already in the road before the convoy arrives.</w:t>
+        <w:t>An agent that observes, retrieves, or ingests external data is consuming attacker-controlled content. Malicious instructions embedded in web pages, documents, API responses, or database records enter the agent's context window and influence its behavior. This is the IED problem: the explosive is already in the road before the convoy arrives.</w:t>
       </w:r>
     </w:p>
     <w:p>
@@ -414,7 +414,7 @@
     </w:p>
     <w:p>
       <w:r>
-        <w:t>Each cryptographic identity is bound to a permission manifest that defines the complete set of authorized actions: read, draft, publish, execute, delete, and any domain-specific operations. Permissions are explicit and enumerated. No ambient authority exists. An agent without a manifest entry for an action is prohibited from performing that action. The binding between identity and scope is itself signed and immutable.</w:t>
+        <w:t>Each cryptographic identity is bound to a permission manifest that defines the complete set of authorized actions: read, process, publish, execute, delete, and any domain-specific operations. Permissions are explicit and enumerated. No ambient authority exists. An agent without a manifest entry for an action is prohibited from performing that action. The binding between identity and scope is itself signed and immutable.</w:t>
       </w:r>
     </w:p>
     <w:p>
@@ -478,7 +478,7 @@
               <w:rPr>
                 <w:sz w:val="20"/>
               </w:rPr>
-              <w:t>`read`</w:t>
+              <w:t>read</w:t>
             </w:r>
           </w:p>
         </w:tc>
@@ -508,7 +508,7 @@
               <w:rPr>
                 <w:sz w:val="20"/>
               </w:rPr>
-              <w:t>`draft`</w:t>
+              <w:t>process</w:t>
             </w:r>
           </w:p>
         </w:tc>
@@ -538,7 +538,7 @@
               <w:rPr>
                 <w:sz w:val="20"/>
               </w:rPr>
-              <w:t>`publish`</w:t>
+              <w:t>write</w:t>
             </w:r>
           </w:p>
         </w:tc>
@@ -568,7 +568,7 @@
               <w:rPr>
                 <w:sz w:val="20"/>
               </w:rPr>
-              <w:t>`execute`</w:t>
+              <w:t>execute</w:t>
             </w:r>
           </w:p>
         </w:tc>
@@ -598,7 +598,7 @@
               <w:rPr>
                 <w:sz w:val="20"/>
               </w:rPr>
-              <w:t>`delete`</w:t>
+              <w:t>delete</w:t>
             </w:r>
           </w:p>
         </w:tc>
@@ -620,7 +620,7 @@
     </w:tbl>
     <w:p>
       <w:r>
-        <w:t>Permissions are scoped to specific resources. `read:database/customers` is a different permission from `read:database/financials`. `execute:tool/search` is a different permission from `execute:tool/deploy`. There is no wildcard. There is no implicit inheritance.</w:t>
+        <w:t>Permissions are scoped to specific resources. "read:database/customers" is a different permission from "read:database/financials". "execute:tool/search" is a different permission from "execute:tool/deploy". There is no wildcard. There is no implicit inheritance.</w:t>
       </w:r>
     </w:p>
     <w:p>
@@ -630,7 +630,7 @@
     </w:p>
     <w:p>
       <w:r>
-        <w:t>No ambient authority. An agent has exactly the permissions its manifest specifies. If the manifest says `read:database/customers` and `draft:document/report`, the agent can read the customers table and draft reports. It cannot read the financials table, publish reports, execute tools, or delete anything. Least privilege is enforced at the key level, not the application level.</w:t>
+        <w:t>No ambient authority. An agent has exactly the permissions its manifest specifies. If the manifest says "read:database/customers" and "draft:document/report", the agent can read the customers table and process reports. It cannot read the financials table, publish reports, execute tools, or delete anything. Least privilege is enforced at the key level, not the application level.</w:t>
       </w:r>
     </w:p>
     <w:p>
@@ -707,7 +707,7 @@
               <w:rPr>
                 <w:sz w:val="20"/>
               </w:rPr>
-              <w:t>`agent_id`</w:t>
+              <w:t>"agent_id"</w:t>
             </w:r>
           </w:p>
         </w:tc>
@@ -737,7 +737,7 @@
               <w:rPr>
                 <w:sz w:val="20"/>
               </w:rPr>
-              <w:t>`action`</w:t>
+              <w:t>"action"</w:t>
             </w:r>
           </w:p>
         </w:tc>
@@ -767,7 +767,7 @@
               <w:rPr>
                 <w:sz w:val="20"/>
               </w:rPr>
-              <w:t>`input_hash`</w:t>
+              <w:t>"input_hash"</w:t>
             </w:r>
           </w:p>
         </w:tc>
@@ -797,7 +797,7 @@
               <w:rPr>
                 <w:sz w:val="20"/>
               </w:rPr>
-              <w:t>`output_hash`</w:t>
+              <w:t>"output_hash"</w:t>
             </w:r>
           </w:p>
         </w:tc>
@@ -827,7 +827,7 @@
               <w:rPr>
                 <w:sz w:val="20"/>
               </w:rPr>
-              <w:t>`timestamp`</w:t>
+              <w:t>"timestamp"</w:t>
             </w:r>
           </w:p>
         </w:tc>
@@ -857,7 +857,7 @@
               <w:rPr>
                 <w:sz w:val="20"/>
               </w:rPr>
-              <w:t>`scope_ref`</w:t>
+              <w:t>"scope_ref"</w:t>
             </w:r>
           </w:p>
         </w:tc>
@@ -887,7 +887,7 @@
               <w:rPr>
                 <w:sz w:val="20"/>
               </w:rPr>
-              <w:t>`prev_hash`</w:t>
+              <w:t>"prev_hash"</w:t>
             </w:r>
           </w:p>
         </w:tc>
@@ -917,7 +917,7 @@
               <w:rPr>
                 <w:sz w:val="20"/>
               </w:rPr>
-              <w:t>`signature`</w:t>
+              <w:t>"signature"</w:t>
             </w:r>
           </w:p>
         </w:tc>
@@ -991,7 +991,7 @@
         <w:pStyle w:val="ListNumber"/>
       </w:pPr>
       <w:r>
-        <w:t>Orchestrator. A system-level coordinator (e.g., a Siv-class orchestrator) that is not an actor in the operational pipeline but a validator. The orchestrator verifies that the proposed action falls within the agent's scope, that the attestation chain is intact, and that no anomaly flags have been raised. The orchestrator does not evaluate whether the action is correct. It evaluates whether the action is authorized and procedurally sound.</w:t>
+        <w:t>Orchestrator. A system-level coordinator (e.g., a policy orchestrator) that is not an actor in the operational pipeline but a validator. The orchestrator verifies that the proposed action falls within the agent's scope, that the attestation chain is intact, and that no anomaly flags have been raised. The orchestrator does not evaluate whether the action is correct. It evaluates whether the action is authorized and procedurally sound.</w:t>
       </w:r>
     </w:p>
     <w:p>
@@ -1526,7 +1526,7 @@
         <w:pStyle w:val="Heading3"/>
       </w:pPr>
       <w:r>
-        <w:t>4.1 Tier 1: Crawl (Low Trust)</w:t>
+        <w:t>4.1 Tier 1: Observe (Low Trust)</w:t>
       </w:r>
     </w:p>
     <w:p>
@@ -1590,7 +1590,7 @@
         <w:pStyle w:val="Heading3"/>
       </w:pPr>
       <w:r>
-        <w:t>4.2 Tier 2: Analysis (Medium Trust)</w:t>
+        <w:t>4.2 Tier 2: Process (Medium Trust)</w:t>
       </w:r>
     </w:p>
     <w:p>
@@ -1600,7 +1600,7 @@
     </w:p>
     <w:p>
       <w:r>
-        <w:t>Tier 2 agents MAY draft posts, compose messages, generate code changes, and prepare any output intended for external effect. However, a Tier 2 agent MUST NOT publish, send, commit, or execute any action that modifies state outside the review buffer. All Tier 2 output sits in a review buffer pending Tier 3 authorization.</w:t>
+        <w:t>Tier 2 agents MAY process posts, compose messages, generate code changes, and prepare any output intended for external effect. However, a Tier 2 agent MUST NOT publish, send, commit, or execute any action that modifies state outside the review buffer. All Tier 2 output sits in a review buffer pending Tier 3 authorization.</w:t>
       </w:r>
     </w:p>
     <w:p>
@@ -1659,12 +1659,12 @@
         <w:pStyle w:val="Heading3"/>
       </w:pPr>
       <w:r>
-        <w:t>4.3 Tier 3: Action (High Trust)</w:t>
+        <w:t>4.3 Tier 3: Act (High Trust)</w:t>
       </w:r>
     </w:p>
     <w:p>
       <w:r>
-        <w:t>Tier 3 is the boundary where agent output touches the real world. Posts go live. Code is committed. Messages are sent. Files are written to production. Every Tier 3 action requires co-signature as defined in Section 5.</w:t>
+        <w:t>Tier 3 is the boundary where agent output touches the real world. Data is written to external systems. Actions take effect in the real world. Files are written to production. Every Tier 3 action requires co-signature as defined in Section 5.</w:t>
       </w:r>
     </w:p>
     <w:p>
@@ -1688,7 +1688,7 @@
         <w:pStyle w:val="ListBullet"/>
       </w:pPr>
       <w:r>
-        <w:t>Input comes from the review buffer only. Tier 3 agents do not draft, compose, or generate. They execute pre-approved actions.</w:t>
+        <w:t>Input comes from the review buffer only. Tier 3 agents do not process, compose, or generate. They execute pre-approved actions.</w:t>
       </w:r>
     </w:p>
     <w:p>
@@ -1760,7 +1760,7 @@
               <w:rPr>
                 <w:sz w:val="20"/>
               </w:rPr>
-              <w:t>Standard publish/send/commit (social media posts, routine communications, non-destructive file writes)</w:t>
+              <w:t>Standard external actions (write to external systems, transmit data, modify shared resources) (social media posts, routine communications, non-destructive file writes)</w:t>
             </w:r>
           </w:p>
         </w:tc>
@@ -1924,11 +1924,9 @@
         <w:rPr>
           <w:b/>
         </w:rPr>
-        <w:t>2. Orchestrator (Siv-class or equivalent).</w:t>
+        <w:t>2. Orchestrator (policy orchestrator or equivalent). A supervisory agent that is not a participant in the operational pipeline that produced the output. The orchestrator holds elevated signing authority and is required for destructive operations. An orchestrator MUST NOT be the same agent instance, model, or architecture as any agent in the operational chain it supervises. The orchestrator does not generate content, process messages, or produce analysis. It validates that proposed actions are authorized and procedurally sound. It is a policy enforcer, not a decision maker.</w:t>
       </w:r>
-      <w:r>
-        <w:t xml:space="preserve"> A supervisory agent that is not a participant in the operational pipeline that produced the output. The orchestrator holds elevated signing authority and is required for destructive operations. An orchestrator MUST NOT be the same agent instance, model, or architecture as any agent in the operational chain it supervises. The orchestrator does not generate content, draft messages, or produce analysis. It validates that proposed actions are authorized and procedurally sound. It is a policy enforcer, not a decision maker.</w:t>
-      </w:r>
+      <w:r/>
     </w:p>
     <w:p>
       <w:r>
@@ -2079,7 +2077,7 @@
         <w:pStyle w:val="ListBullet"/>
       </w:pPr>
       <w:r>
-        <w:t>Distributed. The verification workload is sharded across many agents. No single agent sees the entire corpus. Each agent signs its assigned slice.</w:t>
+        <w:t>Distributed. The verification workload is sliced across many agents. No single agent sees the entire corpus. Each agent signs its assigned slice.</w:t>
       </w:r>
     </w:p>
     <w:p>
@@ -2103,12 +2101,12 @@
         <w:pStyle w:val="Heading3"/>
       </w:pPr>
       <w:r>
-        <w:t>6.1 Shard Mathematics</w:t>
+        <w:t>6.1 Slice Mathematics</w:t>
       </w:r>
     </w:p>
     <w:p>
       <w:r>
-        <w:t>Given a corpus of *S* items distributed across *n* agents, each agent receives *S/n* items with boundary overlap. *S* mod *n* MUST equal 0 (the corpus is padded if necessary). Boundary overlap means adjacent shards share items at their edges, creating independent cross-checks without requiring a separate validation pass. Disagreements at shard boundaries are the first signal of anomaly.</w:t>
+        <w:t>Given a corpus of *S* items distributed across *n* agents, each agent receives *S/n* items with boundary overlap. *S* mod *n* MUST equal 0 (the corpus is padded if necessary). Boundary overlap means adjacent slices share items at their edges, creating independent cross-checks without requiring a separate validation pass. Disagreements at shard boundaries are the first signal of anomaly.</w:t>
       </w:r>
     </w:p>
     <w:p>
@@ -2134,7 +2132,7 @@
     </w:p>
     <w:p>
       <w:r>
-        <w:t>Approximately 1,000 agents, each processing approximately 6,000 files. Agents perform structural validation, hash verification, format compliance, and content classification. Each agent produces a signed attestation for its shard. Boundary overlap between adjacent shards provides built-in cross-verification.</w:t>
+        <w:t>Approximately 1,000 agents, each processing approximately 6,000 files. Agents perform structural validation, hash verification, format compliance, and content classification. Each agent produces a signed attestation for its shard. Boundary overlap between adjacent slices provides built-in cross-verification.</w:t>
       </w:r>
     </w:p>
     <w:p>
@@ -2160,7 +2158,7 @@
     </w:p>
     <w:p>
       <w:r>
-        <w:t>Approximately 10 agents operating on an offline, air-gapped model. These agents receive pattern clusters and anomaly summaries from Tier 1. They produce confidence scores and identify systemic patterns that span multiple shards.</w:t>
+        <w:t>Approximately 10 agents operating on an offline, air-gapped model. These agents receive pattern clusters and anomaly summaries from Tier 1. They produce confidence scores and identify systemic patterns that span multiple slices.</w:t>
       </w:r>
     </w:p>
     <w:p>
@@ -3047,7 +3045,7 @@
     </w:p>
     <w:p>
       <w:r>
-        <w:t>*AI Trust Protocol (AITP) v0.1 Draft -- OSInfo Inc. -- March 2026*</w:t>
+        <w:t>*AI Trust Protocol (AITP) v0.1 Process -- OSInfo Inc. -- March 2026*</w:t>
       </w:r>
     </w:p>
     <w:p>
@@ -27247,10 +27245,237 @@
 <b:Sources xmlns:b="http://schemas.openxmlformats.org/officeDocument/2006/bibliography" xmlns="http://schemas.openxmlformats.org/officeDocument/2006/bibliography" SelectedStyle="/APA.XSL" StyleName="APA"/>
 </file>
 
+<file path=customXml/item2.xml><?xml version="1.0" encoding="utf-8"?>
+<ct:contentTypeSchema xmlns:ct="http://schemas.microsoft.com/office/2006/metadata/contentType" xmlns:ma="http://schemas.microsoft.com/office/2006/metadata/properties/metaAttributes" ct:_="" ma:_="" ma:contentTypeName="Document" ma:contentTypeID="0x010100328358E189C06D449FA4F4147EB540B3" ma:contentTypeVersion="11" ma:contentTypeDescription="Create a new document." ma:contentTypeScope="" ma:versionID="c24be89b263f81d2e7d6384c2178bb44">
+  <xsd:schema xmlns:xsd="http://www.w3.org/2001/XMLSchema" xmlns:xs="http://www.w3.org/2001/XMLSchema" xmlns:p="http://schemas.microsoft.com/office/2006/metadata/properties" xmlns:ns2="b44e59ae-bb2d-46e5-b428-e16cc0ec46cb" xmlns:ns3="48555a96-f9a0-4a8f-a2a2-5be3bf92906d" targetNamespace="http://schemas.microsoft.com/office/2006/metadata/properties" ma:root="true" ma:fieldsID="bf879ecd1a06b8ec43801fe125deccfc" ns2:_="" ns3:_="">
+    <xsd:import namespace="b44e59ae-bb2d-46e5-b428-e16cc0ec46cb"/>
+    <xsd:import namespace="48555a96-f9a0-4a8f-a2a2-5be3bf92906d"/>
+    <xsd:element name="properties">
+      <xsd:complexType>
+        <xsd:sequence>
+          <xsd:element name="documentManagement">
+            <xsd:complexType>
+              <xsd:all>
+                <xsd:element ref="ns2:lcf76f155ced4ddcb4097134ff3c332f" minOccurs="0"/>
+                <xsd:element ref="ns3:TaxCatchAll" minOccurs="0"/>
+                <xsd:element ref="ns2:MediaServiceMetadata" minOccurs="0"/>
+                <xsd:element ref="ns2:MediaServiceFastMetadata" minOccurs="0"/>
+                <xsd:element ref="ns2:MediaServiceSearchProperties" minOccurs="0"/>
+                <xsd:element ref="ns2:MediaServiceDateTaken" minOccurs="0"/>
+                <xsd:element ref="ns2:MediaServiceOCR" minOccurs="0"/>
+                <xsd:element ref="ns2:MediaServiceGenerationTime" minOccurs="0"/>
+                <xsd:element ref="ns2:MediaServiceEventHashCode" minOccurs="0"/>
+                <xsd:element ref="ns2:MediaLengthInSeconds" minOccurs="0"/>
+              </xsd:all>
+            </xsd:complexType>
+          </xsd:element>
+        </xsd:sequence>
+      </xsd:complexType>
+    </xsd:element>
+  </xsd:schema>
+  <xsd:schema xmlns:xsd="http://www.w3.org/2001/XMLSchema" xmlns:xs="http://www.w3.org/2001/XMLSchema" xmlns:dms="http://schemas.microsoft.com/office/2006/documentManagement/types" xmlns:pc="http://schemas.microsoft.com/office/infopath/2007/PartnerControls" targetNamespace="b44e59ae-bb2d-46e5-b428-e16cc0ec46cb" elementFormDefault="qualified">
+    <xsd:import namespace="http://schemas.microsoft.com/office/2006/documentManagement/types"/>
+    <xsd:import namespace="http://schemas.microsoft.com/office/infopath/2007/PartnerControls"/>
+    <xsd:element name="lcf76f155ced4ddcb4097134ff3c332f" ma:index="9" nillable="true" ma:taxonomy="true" ma:internalName="lcf76f155ced4ddcb4097134ff3c332f" ma:taxonomyFieldName="MediaServiceImageTags" ma:displayName="Image Tags" ma:readOnly="false" ma:fieldId="{5cf76f15-5ced-4ddc-b409-7134ff3c332f}" ma:taxonomyMulti="true" ma:sspId="da020e9d-4dea-41ad-9ea8-10768651d479" ma:termSetId="09814cd3-568e-fe90-9814-8d621ff8fb84" ma:anchorId="fba54fb3-c3e1-fe81-a776-ca4b69148c4d" ma:open="true" ma:isKeyword="false">
+      <xsd:complexType>
+        <xsd:sequence>
+          <xsd:element ref="pc:Terms" minOccurs="0" maxOccurs="1"/>
+        </xsd:sequence>
+      </xsd:complexType>
+    </xsd:element>
+    <xsd:element name="MediaServiceMetadata" ma:index="11" nillable="true" ma:displayName="MediaServiceMetadata" ma:hidden="true" ma:internalName="MediaServiceMetadata" ma:readOnly="true">
+      <xsd:simpleType>
+        <xsd:restriction base="dms:Note"/>
+      </xsd:simpleType>
+    </xsd:element>
+    <xsd:element name="MediaServiceFastMetadata" ma:index="12" nillable="true" ma:displayName="MediaServiceFastMetadata" ma:hidden="true" ma:internalName="MediaServiceFastMetadata" ma:readOnly="true">
+      <xsd:simpleType>
+        <xsd:restriction base="dms:Note"/>
+      </xsd:simpleType>
+    </xsd:element>
+    <xsd:element name="MediaServiceSearchProperties" ma:index="13" nillable="true" ma:displayName="MediaServiceSearchProperties" ma:hidden="true" ma:internalName="MediaServiceSearchProperties" ma:readOnly="true">
+      <xsd:simpleType>
+        <xsd:restriction base="dms:Note"/>
+      </xsd:simpleType>
+    </xsd:element>
+    <xsd:element name="MediaServiceDateTaken" ma:index="14" nillable="true" ma:displayName="MediaServiceDateTaken" ma:hidden="true" ma:indexed="true" ma:internalName="MediaServiceDateTaken" ma:readOnly="true">
+      <xsd:simpleType>
+        <xsd:restriction base="dms:Text"/>
+      </xsd:simpleType>
+    </xsd:element>
+    <xsd:element name="MediaServiceOCR" ma:index="15" nillable="true" ma:displayName="Extracted Text" ma:internalName="MediaServiceOCR" ma:readOnly="true">
+      <xsd:simpleType>
+        <xsd:restriction base="dms:Note">
+          <xsd:maxLength value="255"/>
+        </xsd:restriction>
+      </xsd:simpleType>
+    </xsd:element>
+    <xsd:element name="MediaServiceGenerationTime" ma:index="16" nillable="true" ma:displayName="MediaServiceGenerationTime" ma:hidden="true" ma:internalName="MediaServiceGenerationTime" ma:readOnly="true">
+      <xsd:simpleType>
+        <xsd:restriction base="dms:Text"/>
+      </xsd:simpleType>
+    </xsd:element>
+    <xsd:element name="MediaServiceEventHashCode" ma:index="17" nillable="true" ma:displayName="MediaServiceEventHashCode" ma:hidden="true" ma:internalName="MediaServiceEventHashCode" ma:readOnly="true">
+      <xsd:simpleType>
+        <xsd:restriction base="dms:Text"/>
+      </xsd:simpleType>
+    </xsd:element>
+    <xsd:element name="MediaLengthInSeconds" ma:index="18" nillable="true" ma:displayName="MediaLengthInSeconds" ma:hidden="true" ma:internalName="MediaLengthInSeconds" ma:readOnly="true">
+      <xsd:simpleType>
+        <xsd:restriction base="dms:Unknown"/>
+      </xsd:simpleType>
+    </xsd:element>
+  </xsd:schema>
+  <xsd:schema xmlns:xsd="http://www.w3.org/2001/XMLSchema" xmlns:xs="http://www.w3.org/2001/XMLSchema" xmlns:dms="http://schemas.microsoft.com/office/2006/documentManagement/types" xmlns:pc="http://schemas.microsoft.com/office/infopath/2007/PartnerControls" targetNamespace="48555a96-f9a0-4a8f-a2a2-5be3bf92906d" elementFormDefault="qualified">
+    <xsd:import namespace="http://schemas.microsoft.com/office/2006/documentManagement/types"/>
+    <xsd:import namespace="http://schemas.microsoft.com/office/infopath/2007/PartnerControls"/>
+    <xsd:element name="TaxCatchAll" ma:index="10" nillable="true" ma:displayName="Taxonomy Catch All Column" ma:hidden="true" ma:list="{50b93120-3b12-4a62-b327-a65818e80b40}" ma:internalName="TaxCatchAll" ma:showField="CatchAllData" ma:web="48555a96-f9a0-4a8f-a2a2-5be3bf92906d">
+      <xsd:complexType>
+        <xsd:complexContent>
+          <xsd:extension base="dms:MultiChoiceLookup">
+            <xsd:sequence>
+              <xsd:element name="Value" type="dms:Lookup" maxOccurs="unbounded" minOccurs="0" nillable="true"/>
+            </xsd:sequence>
+          </xsd:extension>
+        </xsd:complexContent>
+      </xsd:complexType>
+    </xsd:element>
+  </xsd:schema>
+  <xsd:schema xmlns="http://schemas.openxmlformats.org/package/2006/metadata/core-properties" xmlns:xsd="http://www.w3.org/2001/XMLSchema" xmlns:xsi="http://www.w3.org/2001/XMLSchema-instance" xmlns:dc="http://purl.org/dc/elements/1.1/" xmlns:dcterms="http://purl.org/dc/terms/" xmlns:odoc="http://schemas.microsoft.com/internal/obd" targetNamespace="http://schemas.openxmlformats.org/package/2006/metadata/core-properties" elementFormDefault="qualified" attributeFormDefault="unqualified" blockDefault="#all">
+    <xsd:import namespace="http://purl.org/dc/elements/1.1/" schemaLocation="http://dublincore.org/schemas/xmls/qdc/2003/04/02/dc.xsd"/>
+    <xsd:import namespace="http://purl.org/dc/terms/" schemaLocation="http://dublincore.org/schemas/xmls/qdc/2003/04/02/dcterms.xsd"/>
+    <xsd:element name="coreProperties" type="CT_coreProperties"/>
+    <xsd:complexType name="CT_coreProperties">
+      <xsd:all>
+        <xsd:element ref="dc:creator" minOccurs="0" maxOccurs="1"/>
+        <xsd:element ref="dcterms:created" minOccurs="0" maxOccurs="1"/>
+        <xsd:element ref="dc:identifier" minOccurs="0" maxOccurs="1"/>
+        <xsd:element name="contentType" minOccurs="0" maxOccurs="1" type="xsd:string" ma:index="0" ma:displayName="Content Type"/>
+        <xsd:element ref="dc:title" minOccurs="0" maxOccurs="1" ma:index="4" ma:displayName="Title"/>
+        <xsd:element ref="dc:subject" minOccurs="0" maxOccurs="1"/>
+        <xsd:element ref="dc:description" minOccurs="0" maxOccurs="1"/>
+        <xsd:element name="keywords" minOccurs="0" maxOccurs="1" type="xsd:string"/>
+        <xsd:element ref="dc:language" minOccurs="0" maxOccurs="1"/>
+        <xsd:element name="category" minOccurs="0" maxOccurs="1" type="xsd:string"/>
+        <xsd:element name="version" minOccurs="0" maxOccurs="1" type="xsd:string"/>
+        <xsd:element name="revision" minOccurs="0" maxOccurs="1" type="xsd:string">
+          <xsd:annotation>
+            <xsd:documentation>
+                        This value indicates the number of saves or revisions. The application is responsible for updating this value after each revision.
+                    </xsd:documentation>
+          </xsd:annotation>
+        </xsd:element>
+        <xsd:element name="lastModifiedBy" minOccurs="0" maxOccurs="1" type="xsd:string"/>
+        <xsd:element ref="dcterms:modified" minOccurs="0" maxOccurs="1"/>
+        <xsd:element name="contentStatus" minOccurs="0" maxOccurs="1" type="xsd:string"/>
+      </xsd:all>
+    </xsd:complexType>
+  </xsd:schema>
+  <xs:schema xmlns:pc="http://schemas.microsoft.com/office/infopath/2007/PartnerControls" xmlns:xs="http://www.w3.org/2001/XMLSchema" targetNamespace="http://schemas.microsoft.com/office/infopath/2007/PartnerControls" elementFormDefault="qualified" attributeFormDefault="unqualified">
+    <xs:element name="Person">
+      <xs:complexType>
+        <xs:sequence>
+          <xs:element ref="pc:DisplayName" minOccurs="0"/>
+          <xs:element ref="pc:AccountId" minOccurs="0"/>
+          <xs:element ref="pc:AccountType" minOccurs="0"/>
+        </xs:sequence>
+      </xs:complexType>
+    </xs:element>
+    <xs:element name="DisplayName" type="xs:string"/>
+    <xs:element name="AccountId" type="xs:string"/>
+    <xs:element name="AccountType" type="xs:string"/>
+    <xs:element name="BDCAssociatedEntity">
+      <xs:complexType>
+        <xs:sequence>
+          <xs:element ref="pc:BDCEntity" minOccurs="0" maxOccurs="unbounded"/>
+        </xs:sequence>
+        <xs:attribute ref="pc:EntityNamespace"/>
+        <xs:attribute ref="pc:EntityName"/>
+        <xs:attribute ref="pc:SystemInstanceName"/>
+        <xs:attribute ref="pc:AssociationName"/>
+      </xs:complexType>
+    </xs:element>
+    <xs:attribute name="EntityNamespace" type="xs:string"/>
+    <xs:attribute name="EntityName" type="xs:string"/>
+    <xs:attribute name="SystemInstanceName" type="xs:string"/>
+    <xs:attribute name="AssociationName" type="xs:string"/>
+    <xs:element name="BDCEntity">
+      <xs:complexType>
+        <xs:sequence>
+          <xs:element ref="pc:EntityDisplayName" minOccurs="0"/>
+          <xs:element ref="pc:EntityInstanceReference" minOccurs="0"/>
+          <xs:element ref="pc:EntityId1" minOccurs="0"/>
+          <xs:element ref="pc:EntityId2" minOccurs="0"/>
+          <xs:element ref="pc:EntityId3" minOccurs="0"/>
+          <xs:element ref="pc:EntityId4" minOccurs="0"/>
+          <xs:element ref="pc:EntityId5" minOccurs="0"/>
+        </xs:sequence>
+      </xs:complexType>
+    </xs:element>
+    <xs:element name="EntityDisplayName" type="xs:string"/>
+    <xs:element name="EntityInstanceReference" type="xs:string"/>
+    <xs:element name="EntityId1" type="xs:string"/>
+    <xs:element name="EntityId2" type="xs:string"/>
+    <xs:element name="EntityId3" type="xs:string"/>
+    <xs:element name="EntityId4" type="xs:string"/>
+    <xs:element name="EntityId5" type="xs:string"/>
+    <xs:element name="Terms">
+      <xs:complexType>
+        <xs:sequence>
+          <xs:element ref="pc:TermInfo" minOccurs="0" maxOccurs="unbounded"/>
+        </xs:sequence>
+      </xs:complexType>
+    </xs:element>
+    <xs:element name="TermInfo">
+      <xs:complexType>
+        <xs:sequence>
+          <xs:element ref="pc:TermName" minOccurs="0"/>
+          <xs:element ref="pc:TermId" minOccurs="0"/>
+        </xs:sequence>
+      </xs:complexType>
+    </xs:element>
+    <xs:element name="TermName" type="xs:string"/>
+    <xs:element name="TermId" type="xs:string"/>
+  </xs:schema>
+</ct:contentTypeSchema>
+</file>
+
+<file path=customXml/item3.xml><?xml version="1.0" encoding="utf-8"?>
+<?mso-contentType ?>
+<FormTemplates xmlns="http://schemas.microsoft.com/sharepoint/v3/contenttype/forms">
+  <Display>DocumentLibraryForm</Display>
+  <Edit>DocumentLibraryForm</Edit>
+  <New>DocumentLibraryForm</New>
+</FormTemplates>
+</file>
+
+<file path=customXml/item4.xml><?xml version="1.0" encoding="utf-8"?>
+<p:properties xmlns:p="http://schemas.microsoft.com/office/2006/metadata/properties" xmlns:xsi="http://www.w3.org/2001/XMLSchema-instance" xmlns:pc="http://schemas.microsoft.com/office/infopath/2007/PartnerControls">
+  <documentManagement>
+    <TaxCatchAll xmlns="48555a96-f9a0-4a8f-a2a2-5be3bf92906d" xsi:nil="true"/>
+    <lcf76f155ced4ddcb4097134ff3c332f xmlns="b44e59ae-bb2d-46e5-b428-e16cc0ec46cb">
+      <Terms xmlns="http://schemas.microsoft.com/office/infopath/2007/PartnerControls"/>
+    </lcf76f155ced4ddcb4097134ff3c332f>
+  </documentManagement>
+</p:properties>
+</file>
+
 <file path=customXml/itemProps1.xml><?xml version="1.0" encoding="utf-8"?>
 <ds:datastoreItem xmlns:ds="http://schemas.openxmlformats.org/officeDocument/2006/customXml" ds:itemID="{EF278816-EC6F-A645-907D-7F25AECB1D4A}">
   <ds:schemaRefs>
     <ds:schemaRef ds:uri="http://schemas.openxmlformats.org/officeDocument/2006/bibliography"/>
   </ds:schemaRefs>
 </ds:datastoreItem>
+</file>
+
+<file path=customXml/itemProps2.xml><?xml version="1.0" encoding="utf-8"?>
+<ds:datastoreItem xmlns:ds="http://schemas.openxmlformats.org/officeDocument/2006/customXml" ds:itemID="{DDA88475-38B2-401B-B2AE-3D8FCD118124}"/>
+</file>
+
+<file path=customXml/itemProps3.xml><?xml version="1.0" encoding="utf-8"?>
+<ds:datastoreItem xmlns:ds="http://schemas.openxmlformats.org/officeDocument/2006/customXml" ds:itemID="{DDDC74B8-DCCC-4519-9284-599A56C7A172}"/>
+</file>
+
+<file path=customXml/itemProps4.xml><?xml version="1.0" encoding="utf-8"?>
+<ds:datastoreItem xmlns:ds="http://schemas.openxmlformats.org/officeDocument/2006/customXml" ds:itemID="{A94111BB-7C32-479D-BDFD-91423CE4A632}"/>
 </file>
--- a/submissions/AITP_OWASP_Specification.docx
+++ b/submissions/AITP_OWASP_Specification.docx
@@ -11,15 +11,19 @@
       </w:r>
     </w:p>
     <w:p>
+      <w:pPr/>
+      <w:r>
+        <w:t>Note: This specification is the canonical AITP document. The NIST AI RMF submission includes additional content mapping AITP to NIST AI 100-1 and AI 600-1 framework functions. Where discrepancies exist between documents, this specification takes precedence.</w:t>
+      </w:r>
+    </w:p>
+    <w:p>
       <w:r>
         <w:rPr>
           <w:b/>
         </w:rPr>
-        <w:t>Version:</w:t>
+        <w:t>Version: 1.1 (Draft)</w:t>
       </w:r>
-      <w:r>
-        <w:t xml:space="preserve"> 0.1 (Draft)</w:t>
-      </w:r>
+      <w:r/>
     </w:p>
     <w:p>
       <w:r>
@@ -176,8 +180,29 @@
       </w:r>
     </w:p>
     <w:p>
+      <w:pPr>
+        <w:pStyle w:val="Heading2"/>
+      </w:pPr>
       <w:r>
-        <w:t>Recent work, including Rajagopalan and Rao's Authenticated Workflows (2026), has begun addressing cryptographic boundary enforcement for agentic systems. These contributions validate the urgency of the problem. However, existing approaches focus on single-system enterprise workflows and do not address multi-architecture verification, two-person integrity for consequential actions, scalable validation across millions of artifacts (DDA), offline resilience requirements, or key revocation for compromised agents. AITP provides the complete trust framework.</w:t>
+        <w:t>Related Work</w:t>
+      </w:r>
+    </w:p>
+    <w:p>
+      <w:pPr/>
+      <w:r>
+        <w:t>Recent and concurrent work has begun addressing aspects of the agent trust problem. Rajagopalan and Rao (2026) introduce Authenticated Workflows with the MAPL policy language and formal proofs across nine frameworks, providing strong authentication and scope binding but not addressing co-signature requirements, post-compromise containment, or degraded-mode operation. The Cloud Security Alliance Agentic Trust Framework (February 2026) applies Zero Trust principles to agent governance with unforgeable identity and least-privilege segmentation but remains a principles-based governance framework without runtime enforcement mechanisms. Google's Agent-to-Agent (A2A) Protocol and Anthropic's Model Context Protocol (MCP) solve agent discovery and tool integration respectively; neither provides cryptographic attestation, co-signature, or revocation. Microsoft's Agent Governance Toolkit implements Ed25519 identity and a deterministic policy engine but open-source review reveals critical enforcement features (cascade revocation, quarantine, ring elevation) are stubbed as no-ops in the Community Edition, with scope binding defaulting to wildcard capabilities. The IETF Agentic JWT draft (draft-goswami-agentic-jwt-00) extends OAuth 2.0 with cryptographic agent identity but does not address co-signature or blast radius containment.</w:t>
+      </w:r>
+    </w:p>
+    <w:p>
+      <w:pPr/>
+      <w:r>
+        <w:t>AITP differs from all existing approaches in two fundamental ways. First, AITP is the only architecture that assumes breach rather than designing solely for prevention. Every other framework builds stronger authentication boundaries; AITP designs for what happens when a properly authenticated agent, operating within its authorized scope, has its reasoning compromised. Second, AITP introduces Distributed Deterministic Attestation (DDA), a scalable verification architecture that no other framework addresses: hierarchical validation across millions of artifacts through cross-architecture agent tiers, reducing volume to single-digit human decision points.</w:t>
+      </w:r>
+    </w:p>
+    <w:p>
+      <w:pPr/>
+      <w:r>
+        <w:t>AITP is designed to complement, not replace, existing protocols. An organization may use A2A for agent discovery, MCP for tool integration, and AITP for trust enforcement across the resulting agent ecosystem.</w:t>
       </w:r>
     </w:p>
     <w:p>
@@ -284,7 +309,7 @@
     </w:p>
     <w:p>
       <w:r>
-        <w:t>A malicious or compromised tool operates with the full permissions of the agent that loads it. Tool registries are the npm of agent systems, and the industry has not yet had its event-stream moment. When it does, there will be no audit trail, no revocation mechanism, and no blast radius containment.</w:t>
+        <w:t>A malicious or compromised tool operates with the full permissions of the agent that loads it. Tool registries are the npm of agent systems, and the industry has not yet had its event-stream moment. (In 2018, the npm package event-stream was compromised via a malicious dependency injection, affecting millions of downstream packages. The attacker gained commit access through social engineering and inserted code targeting cryptocurrency wallets.) When it does, there will be no audit trail, no revocation mechanism, and no blast radius containment.</w:t>
       </w:r>
     </w:p>
     <w:p>
@@ -901,7 +926,7 @@
               <w:rPr>
                 <w:sz w:val="20"/>
               </w:rPr>
-              <w:t>SHA-256 hash of the previous attestation record (chain linkage)</w:t>
+              <w:t>SHA-256 hash of the previous attestation record (SHA-256 is used for chain linkage as a performance optimization; SHA-512 is used for all content hashes) (chain linkage)</w:t>
             </w:r>
           </w:p>
         </w:tc>
@@ -1000,6 +1025,12 @@
       </w:pPr>
       <w:r>
         <w:t>Human Operator. A human who confirms the action via an out-of-band channel. Out-of-band means a communication channel that is not accessible to the agent requesting confirmation. Examples: a Signal message containing a one-time nonce, a hardware token confirmation, a phone call. The human signs by returning the nonce through the out-of-band channel.</w:t>
+      </w:r>
+    </w:p>
+    <w:p>
+      <w:pPr/>
+      <w:r>
+        <w:t>Note on terminology: The policy orchestrator is architecturally distinct from workflow orchestrators used in agent frameworks (e.g., LangChain, LangGraph, CrewAI). Workflow orchestrators route tasks, manage agent state, and pass data between agents; they participate in the operational pipeline and have full visibility into content. If a workflow orchestrator is compromised, the attacker controls the entire pipeline. The AITP policy orchestrator performs no content generation, tool invocation, or data processing. It evaluates signing requests against deterministic policy rules. A compromised policy orchestrator can approve unauthorized actions but cannot inject data, redirect workflows, or generate content. A system MAY use both: a workflow orchestrator for task routing and an AITP policy orchestrator for trust enforcement. These are complementary, not competing, functions.</w:t>
       </w:r>
     </w:p>
     <w:p>
@@ -1318,6 +1349,12 @@
       </w:r>
     </w:p>
     <w:p>
+      <w:pPr/>
+      <w:r>
+        <w:t>The Signing Authority MUST be deployed with N+1 redundancy at minimum. Implementations SHOULD use active-active deployment with consensus-based decision making (e.g., 2-of-3 or 3-of-5 quorum) for signing operations. Each Signing Authority instance MUST maintain an independent copy of the agent registry and revocation list. Failover between instances MUST be transparent to agents: an agent's signing request MUST succeed if any quorum of Signing Authority instances is available. The Signing Authority's own key material MUST be stored in hardware security modules (HSMs) or equivalent tamper-resistant storage.</w:t>
+      </w:r>
+    </w:p>
+    <w:p>
       <w:pPr>
         <w:pStyle w:val="Heading3"/>
       </w:pPr>
@@ -1447,7 +1484,7 @@
         <w:pStyle w:val="ListNumber"/>
       </w:pPr>
       <w:r>
-        <w:t>Tier reset. The recovered agent re-enters the system at Tier 1. It must re-earn tier promotion through normal operational history. There is no fast-track back to the trust level it held before compromise.</w:t>
+        <w:t>Tier reset. The recovered agent re-enters the system at Tier 1. Tier promotion from Observe to Process requires: (a) a minimum of 100 consecutive actions without scope violation, attestation failure, or anomaly flag; (b) independent verification by a Tier 2 agent that the candidate's attestation chain is intact; and (c) approval from the policy orchestrator. Tier promotion from Process to Act additionally requires human approval via out-of-band confirmation. Promotion criteria are configurable per deployment but MUST NOT be less restrictive than the defaults specified here. Tier demotion (from Act to Process, or Process to Observe) MAY occur automatically upon detection of anomalous behavior, without waiting for full compromise determination. There is no fast-track back to the trust level it held before compromise. Tier promotion from Observe to Process requires: (a) a minimum of 100 consecutive actions without scope violation, attestation failure, or anomaly flag; (b) independent verification by a Tier 2 agent that the candidate's attestation chain is intact; and (c) approval from the policy orchestrator. Tier promotion from Process to Act additionally requires human approval via out-of-band confirmation. Promotion criteria are configurable per deployment but MUST NOT be less restrictive than the defaults specified here. Tier demotion (from Act to Process, or Process to Observe) MAY occur automatically upon detection of anomalous behavior, without waiting for full compromise determination. Tier promotion from Observe to Process requires: (a) a minimum of 100 consecutive actions without scope violation, attestation failure, or anomaly flag; (b) independent verification by a Tier 2 agent that the candidate's attestation chain is intact; and (c) approval from the policy orchestrator. Tier promotion from Process to Act additionally requires human approval via out-of-band confirmation. Promotion criteria are configurable per deployment but MUST NOT be less restrictive than the defaults specified here. Tier demotion (from Act to Process, or Process to Observe) MAY occur automatically upon detection of anomalous behavior, without waiting for full compromise determination.</w:t>
       </w:r>
     </w:p>
     <w:p>
@@ -1583,6 +1620,12 @@
       </w:r>
       <w:r>
         <w:t xml:space="preserve"> Corrupted data in the quarantine buffer that no downstream system has acted on. No real-world effect is possible from Tier 1 alone. The quarantine buffer is designed to be inspected before anything in it is consumed. A compromised Tier 1 agent is a data integrity problem, not an operational security problem.</w:t>
+      </w:r>
+    </w:p>
+    <w:p>
+      <w:pPr/>
+      <w:r>
+        <w:t>The quarantine buffer is assumed hostile by design. Content enters from Tier 1 agents that ingest untrusted external data. AITP does not specify the ingestion filter because attack vectors evolve faster than any static filter list. A deterministic scanner MAY perform structural checks (encoding validation, format compliance) but is NOT relied upon as a security boundary. The security boundary is architectural: Tier 2 agents operate on a different model architecture in a different execution context, with no ability to act on the world. If malicious content survives the scanner to reach Tier 2, the co-signature gate prevents it from reaching Tier 3 (Act) without independent agreement from an architecturally independent co-signer.</w:t>
       </w:r>
     </w:p>
     <w:p>
@@ -2110,6 +2153,18 @@
       </w:r>
     </w:p>
     <w:p>
+      <w:pPr/>
+      <w:r>
+        <w:t>When the corpus size S is not evenly divisible by n, the corpus MUST be padded with null sentinel items to achieve S mod n = 0. Null sentinel items are empty records with a deterministic hash (SHA-512 of zero bytes) that agents recognize and skip during validation. Padding does not alter the hash of any real item in the corpus.</w:t>
+      </w:r>
+    </w:p>
+    <w:p>
+      <w:pPr/>
+      <w:r>
+        <w:t>Boundary overlap size MUST be explicitly configured per deployment. The overlap SHOULD be no less than 1% of the slice size and no more than 10%. For example, given 1,000 agents each processing 6,000 items from a 6 million item corpus, a 5% overlap produces 300-item boundary zones. The overlap size represents a tradeoff between verification confidence (larger overlap detects more boundary-adjacent anomalies) and computational cost (larger overlap increases total processing volume).</w:t>
+      </w:r>
+    </w:p>
+    <w:p>
       <w:pPr>
         <w:pStyle w:val="Heading3"/>
       </w:pPr>
@@ -2360,7 +2415,7 @@
         <w:rPr>
           <w:b/>
         </w:rPr>
-        <w:t>Cloud (target: 80% of operational workload).</w:t>
+        <w:t>Cloud models (primary layer).</w:t>
       </w:r>
     </w:p>
     <w:p>
@@ -2373,7 +2428,7 @@
         <w:rPr>
           <w:b/>
         </w:rPr>
-        <w:t>Local (target: 15% of operational workload).</w:t>
+        <w:t>Local models (continuity layer).</w:t>
       </w:r>
     </w:p>
     <w:p>
@@ -2386,7 +2441,7 @@
         <w:rPr>
           <w:b/>
         </w:rPr>
-        <w:t>Offline (target: 5% of operational workload).</w:t>
+        <w:t>Offline models (trust-critical validation layer).</w:t>
       </w:r>
     </w:p>
     <w:p>
@@ -2413,8 +2468,28 @@
       </w:r>
     </w:p>
     <w:p>
+      <w:pPr/>
+      <w:r>
+        <w:t>The distribution of workload across cloud, local, and offline tiers is deployment-specific. As an illustrative example, an organization might route approximately 80% of agent workload through cloud models for maximum capability, 15% through local models for continuity, and 5% through offline models for trust-critical validation. These percentages are not normative requirements. The normative requirement is that at least one verification node in the trust chain MUST operate without external network connectivity.</w:t>
+      </w:r>
+    </w:p>
+    <w:p>
       <w:r>
         <w:t>---</w:t>
+      </w:r>
+    </w:p>
+    <w:p>
+      <w:pPr>
+        <w:pStyle w:val="Heading3"/>
+      </w:pPr>
+      <w:r>
+        <w:t>7.3 Algorithm Agility and Post-Quantum Migration</w:t>
+      </w:r>
+    </w:p>
+    <w:p>
+      <w:pPr/>
+      <w:r>
+        <w:t>NIST has standardized ML-DSA (FIPS 204) as a post-quantum digital signature algorithm. AITP-compliant implementations SHOULD plan migration paths from Ed25519 to ML-DSA or equivalent post-quantum signature schemes. The attestation record format is designed to be algorithm-agile: the signature field does not assume a fixed algorithm, and implementations MUST support algorithm negotiation. Deployments operating in environments with long-term confidentiality requirements SHOULD evaluate hybrid signature schemes (Ed25519 + ML-DSA) during the transition period.</w:t>
       </w:r>
     </w:p>
     <w:p>
@@ -3045,7 +3120,7 @@
     </w:p>
     <w:p>
       <w:r>
-        <w:t>*AI Trust Protocol (AITP) v0.1 Process -- OSInfo Inc. -- March 2026*</w:t>
+        <w:t>*AI Trust Protocol (AITP) v1.1 Process -- OSInfo Inc. -- March 2026*</w:t>
       </w:r>
     </w:p>
     <w:p>

--- a/submissions/AITP_OWASP_Specification.docx
+++ b/submissions/AITP_OWASP_Specification.docx
@@ -21,7 +21,7 @@
         <w:rPr>
           <w:b/>
         </w:rPr>
-        <w:t>Version: 1.1 (Draft)</w:t>
+        <w:t>Version: 0.3 (Draft)</w:t>
       </w:r>
       <w:r/>
     </w:p>

--- a/submissions/AITP_OWASP_Specification.docx
+++ b/submissions/AITP_OWASP_Specification.docx
@@ -2149,7 +2149,7 @@
     </w:p>
     <w:p>
       <w:r>
-        <w:t>Given a corpus of *S* items distributed across *n* agents, each agent receives *S/n* items with boundary overlap. *S* mod *n* MUST equal 0 (the corpus is padded if necessary). Boundary overlap means adjacent slices share items at their edges, creating independent cross-checks without requiring a separate validation pass. Disagreements at shard boundaries are the first signal of anomaly.</w:t>
+        <w:t>Given a corpus of *S* items distributed across *n* agents, each agent receives *S/n* items with boundary overlap. *S* mod *n* MUST equal 0 (the corpus is padded if necessary). Boundary overlap means adjacent slices share items at their edges, creating independent cross-checks without requiring a separate validation pass. Disagreements at slice boundaries are the first signal of anomaly.</w:t>
       </w:r>
     </w:p>
     <w:p>
@@ -2187,7 +2187,7 @@
     </w:p>
     <w:p>
       <w:r>
-        <w:t>Approximately 1,000 agents, each processing approximately 6,000 files. Agents perform structural validation, hash verification, format compliance, and content classification. Each agent produces a signed attestation for its shard. Boundary overlap between adjacent slices provides built-in cross-verification.</w:t>
+        <w:t>Approximately 1,000 agents, each processing approximately 6,000 files. Agents perform structural validation, hash verification, format compliance, and content classification. Each agent produces a signed attestation for its slice. Boundary overlap between adjacent slices provides built-in cross-verification.</w:t>
       </w:r>
     </w:p>
     <w:p>
@@ -2346,11 +2346,9 @@
         <w:rPr>
           <w:b/>
         </w:rPr>
-        <w:t>Outcome A: Resolved, requires human approval.</w:t>
+        <w:t>Outcome A: Resolved, requires human approval. The ARA identifies a deterministic cause (e.g., an agent crashed mid-slice, a slice was incompletely processed) and recommends a specific corrective action such as reprocessing the affected slice. The recommendation requires human sign-off before execution.</w:t>
       </w:r>
-      <w:r>
-        <w:t xml:space="preserve"> The ARA identifies a deterministic cause (e.g., an agent crashed mid-slice, a shard was incompletely processed) and recommends a specific corrective action such as reprocessing the affected shard. The recommendation requires human sign-off before execution.</w:t>
-      </w:r>
+      <w:r/>
     </w:p>
     <w:p>
       <w:r>

--- a/submissions/AITP_OWASP_Specification.docx
+++ b/submissions/AITP_OWASP_Specification.docx
@@ -76,7 +76,7 @@
         <w:pStyle w:val="ListNumber"/>
       </w:pPr>
       <w:r>
-        <w:t>[Problem Statement](#1-problem-statement)</w:t>
+        <w:t>Problem Statement</w:t>
       </w:r>
     </w:p>
     <w:p>
@@ -84,7 +84,7 @@
         <w:pStyle w:val="ListNumber"/>
       </w:pPr>
       <w:r>
-        <w:t>[Threat Model](#2-threat-model)</w:t>
+        <w:t>Threat Model</w:t>
       </w:r>
     </w:p>
     <w:p>
@@ -92,7 +92,7 @@
         <w:pStyle w:val="ListNumber"/>
       </w:pPr>
       <w:r>
-        <w:t>[Trust Primitives](#3-trust-primitives)</w:t>
+        <w:t>Trust Primitives</w:t>
       </w:r>
     </w:p>
     <w:p>
@@ -100,7 +100,7 @@
         <w:pStyle w:val="ListNumber"/>
       </w:pPr>
       <w:r>
-        <w:t>[Operational Tiers](#4-operational-tiers)</w:t>
+        <w:t>Operational Tiers</w:t>
       </w:r>
     </w:p>
     <w:p>
@@ -108,7 +108,7 @@
         <w:pStyle w:val="ListNumber"/>
       </w:pPr>
       <w:r>
-        <w:t>[Co-Signature Protocol (Two-Person Integrity)](#5-co-signature-protocol-two-person-integrity)</w:t>
+        <w:t>Co-Signature Protocol (Two-Person Integrity)</w:t>
       </w:r>
     </w:p>
     <w:p>
@@ -116,7 +116,7 @@
         <w:pStyle w:val="ListNumber"/>
       </w:pPr>
       <w:r>
-        <w:t>[Distributed Deterministic Attestation (DDA)](#6-distributed-deterministic-attestation-dda)</w:t>
+        <w:t>Distributed Deterministic Attestation (DDA)</w:t>
       </w:r>
     </w:p>
     <w:p>
@@ -124,7 +124,7 @@
         <w:pStyle w:val="ListNumber"/>
       </w:pPr>
       <w:r>
-        <w:t>[Resilience Requirements](#7-resilience-requirements)</w:t>
+        <w:t>Resilience Requirements</w:t>
       </w:r>
     </w:p>
     <w:p>
@@ -132,7 +132,7 @@
         <w:pStyle w:val="ListNumber"/>
       </w:pPr>
       <w:r>
-        <w:t>[What AITP Does Not Solve](#8-what-aitp-does-not-solve)</w:t>
+        <w:t>What AITP Does Not Solve</w:t>
       </w:r>
     </w:p>
     <w:p>
@@ -140,7 +140,7 @@
         <w:pStyle w:val="ListNumber"/>
       </w:pPr>
       <w:r>
-        <w:t>[AITP Top 10 Agent Trust Risks](#9-aitp-top-10-agent-trust-risks)</w:t>
+        <w:t>AITP Top 10 Agent Trust Risks</w:t>
       </w:r>
     </w:p>
     <w:p>
@@ -148,7 +148,7 @@
         <w:pStyle w:val="ListNumber"/>
       </w:pPr>
       <w:r>
-        <w:t>[Agent Definition](#10-agent-definition)</w:t>
+        <w:t>Agent Definition</w:t>
       </w:r>
     </w:p>
     <w:p>

--- a/submissions/AITP_OWASP_Specification.docx
+++ b/submissions/AITP_OWASP_Specification.docx
@@ -13,7 +13,7 @@
     <w:p>
       <w:pPr/>
       <w:r>
-        <w:t>Note: This specification is the canonical AITP document. The NIST AI RMF submission includes additional content mapping AITP to NIST AI 100-1 and AI 600-1 framework functions. Where discrepancies exist between documents, this specification takes precedence.</w:t>
+        <w:t xml:space="preserve">Note: This specification is the canonical AITP document. </w:t>
       </w:r>
     </w:p>
     <w:p>
@@ -41,11 +41,9 @@
         <w:rPr>
           <w:b/>
         </w:rPr>
-        <w:t>Authors:</w:t>
+        <w:t>Authors: Michael Harrison, Ard Haskell, OSInfo Inc.</w:t>
       </w:r>
-      <w:r>
-        <w:t xml:space="preserve"> Michael Harrison, Ard Haskell -- OSInfo Inc.</w:t>
-      </w:r>
+      <w:r/>
     </w:p>
     <w:p>
       <w:r>
@@ -56,11 +54,6 @@
       </w:r>
       <w:r>
         <w:t xml:space="preserve"> CC BY-SA 4.0</w:t>
-      </w:r>
-    </w:p>
-    <w:p>
-      <w:r>
-        <w:t>---</w:t>
       </w:r>
     </w:p>
     <w:p>
@@ -152,11 +145,6 @@
       </w:r>
     </w:p>
     <w:p>
-      <w:r>
-        <w:t>---</w:t>
-      </w:r>
-    </w:p>
-    <w:p>
       <w:pPr>
         <w:pStyle w:val="Heading2"/>
       </w:pPr>
@@ -207,7 +195,7 @@
     </w:p>
     <w:p>
       <w:r>
-        <w:t>As AI-generated content enters every consequential domain -- legal filings, medical records, financial analysis, military intelligence, academic research -- the foundational question shifts from "is this iteration of AI good enough" to "how do we know what's true?" There is no single source of truth. There never was. We just hadn't built systems fast enough to expose that. Now we have, so what do we do about it?</w:t>
+        <w:t>As AI-generated content enters every consequential domain: legal filings, medical records, financial analysis, military intelligence, academic research: the foundational question shifts from "is this iteration of AI good enough" to "how do we know what's true?" There is no single source of truth. There never was. We just hadn't built systems fast enough to expose that. Now we have, so what do we do about it?</w:t>
       </w:r>
     </w:p>
     <w:p>
@@ -223,11 +211,6 @@
     <w:p>
       <w:r>
         <w:t>The framing is: due process for AI.</w:t>
-      </w:r>
-    </w:p>
-    <w:p>
-      <w:r>
-        <w:t>---</w:t>
       </w:r>
     </w:p>
     <w:p>
@@ -351,11 +334,6 @@
     <w:p>
       <w:r>
         <w:t>The result is that compromise propagates. A single poisoned agent in a pipeline of ten agents corrupts the entire pipeline. There is no mechanism to verify the provenance of inter-agent messages, no attestation that upstream agents were operating correctly when they produced their output, and no circuit breaker to halt propagation when anomalous behavior is detected.</w:t>
-      </w:r>
-    </w:p>
-    <w:p>
-      <w:r>
-        <w:t>---</w:t>
       </w:r>
     </w:p>
     <w:p>
@@ -1541,11 +1519,6 @@
       </w:r>
     </w:p>
     <w:p>
-      <w:r>
-        <w:t>---</w:t>
-      </w:r>
-    </w:p>
-    <w:p>
       <w:pPr>
         <w:pStyle w:val="Heading2"/>
       </w:pPr>
@@ -1921,11 +1894,6 @@
       </w:r>
     </w:p>
     <w:p>
-      <w:r>
-        <w:t>---</w:t>
-      </w:r>
-    </w:p>
-    <w:p>
       <w:pPr>
         <w:pStyle w:val="Heading2"/>
       </w:pPr>
@@ -1967,9 +1935,17 @@
         <w:rPr>
           <w:b/>
         </w:rPr>
-        <w:t>2. Orchestrator (policy orchestrator or equivalent). A supervisory agent that is not a participant in the operational pipeline that produced the output. The orchestrator holds elevated signing authority and is required for destructive operations. An orchestrator MUST NOT be the same agent instance, model, or architecture as any agent in the operational chain it supervises. The orchestrator does not generate content, process messages, or produce analysis. It validates that proposed actions are authorized and procedurally sound. It is a policy enforcer, not a decision maker.</w:t>
+        <w:t>2. Orchestrator (policy orchestrator or equivalent).</w:t>
       </w:r>
       <w:r/>
+      <w:r>
+        <w:rPr>
+          <w:rFonts w:ascii="Times New Roman" w:hAnsi="Times New Roman"/>
+          <w:b w:val="0"/>
+          <w:sz w:val="24"/>
+        </w:rPr>
+        <w:t xml:space="preserve"> A supervisory agent that is not a participant in the operational pipeline that produced the output. The orchestrator holds elevated signing authority and is required for destructive operations. An orchestrator MUST NOT be the same agent instance, model, or architecture as any agent in the operational chain it supervises. The orchestrator does not generate content, process messages, or produce analysis. It validates that proposed actions are authorized and procedurally sound. It is a policy enforcer, not a decision maker.</w:t>
+      </w:r>
     </w:p>
     <w:p>
       <w:r>
@@ -2093,11 +2069,6 @@
       </w:r>
     </w:p>
     <w:p>
-      <w:r>
-        <w:t>---</w:t>
-      </w:r>
-    </w:p>
-    <w:p>
       <w:pPr>
         <w:pStyle w:val="Heading2"/>
       </w:pPr>
@@ -2149,7 +2120,7 @@
     </w:p>
     <w:p>
       <w:r>
-        <w:t>Given a corpus of *S* items distributed across *n* agents, each agent receives *S/n* items with boundary overlap. *S* mod *n* MUST equal 0 (the corpus is padded if necessary). Boundary overlap means adjacent slices share items at their edges, creating independent cross-checks without requiring a separate validation pass. Disagreements at slice boundaries are the first signal of anomaly.</w:t>
+        <w:t>Given a corpus of S items distributed across n agents, each agent receives S/n items with boundary overlap. S mod n MUST equal 0 (the corpus is padded if necessary). Boundary overlap means adjacent slices share items at their edges, creating independent cross-checks without requiring a separate validation pass. Disagreements at slice boundaries are the first signal of anomaly.</w:t>
       </w:r>
     </w:p>
     <w:p>
@@ -2346,9 +2317,21 @@
         <w:rPr>
           <w:b/>
         </w:rPr>
-        <w:t>Outcome A: Resolved, requires human approval. The ARA identifies a deterministic cause (e.g., an agent crashed mid-slice, a slice was incompletely processed) and recommends a specific corrective action such as reprocessing the affected slice. The recommendation requires human sign-off before execution.</w:t>
+        <w:t>Outcome A:</w:t>
       </w:r>
-      <w:r/>
+      <w:r>
+        <w:rPr>
+          <w:b w:val="0"/>
+        </w:rPr>
+      </w:r>
+      <w:r>
+        <w:rPr>
+          <w:rFonts w:ascii="Times New Roman" w:hAnsi="Times New Roman"/>
+          <w:b w:val="0"/>
+          <w:sz w:val="24"/>
+        </w:rPr>
+        <w:t xml:space="preserve"> Resolved, requires human approval. The ARA identifies a deterministic cause (e.g., an agent crashed mid-slice, a slice was incompletely processed) and recommends a specific corrective action such as reprocessing the affected slice. The recommendation requires human sign-off before execution.</w:t>
+      </w:r>
     </w:p>
     <w:p>
       <w:r>
@@ -2375,11 +2358,6 @@
     <w:p>
       <w:r>
         <w:t>The ARA operates under a maximum iteration cap of 3 to 5 iterations per conflict. If resolution is not achieved within the cap, the conflict is escalated as Outcome B. The ARA fails closed, not fail-infinite. Every ARA action is signed and logged in the attestation chain. The ARA answers the architectural question: what happens when the system disagrees with itself?</w:t>
-      </w:r>
-    </w:p>
-    <w:p>
-      <w:r>
-        <w:t>---</w:t>
       </w:r>
     </w:p>
     <w:p>
@@ -2462,18 +2440,13 @@
     </w:p>
     <w:p>
       <w:r>
-        <w:t>The air-gapped validator is elevated from an optional deployment to a REQUIREMENT. Any trust standard that depends on a single external provider for its verification infrastructure is not a trust standard. It is an availability bet.</w:t>
+        <w:t>The air-gapped validator is elevated from an optional deployment to a requirement. Any trust standard that depends on a single external provider for its verification infrastructure is not a trust standard. It is an availability bet.</w:t>
       </w:r>
     </w:p>
     <w:p>
       <w:pPr/>
       <w:r>
         <w:t>The distribution of workload across cloud, local, and offline tiers is deployment-specific. As an illustrative example, an organization might route approximately 80% of agent workload through cloud models for maximum capability, 15% through local models for continuity, and 5% through offline models for trust-critical validation. These percentages are not normative requirements. The normative requirement is that at least one verification node in the trust chain MUST operate without external network connectivity.</w:t>
-      </w:r>
-    </w:p>
-    <w:p>
-      <w:r>
-        <w:t>---</w:t>
       </w:r>
     </w:p>
     <w:p>
@@ -2511,11 +2484,6 @@
     <w:p>
       <w:r>
         <w:t>AITP provides the same class of guarantee for agentic systems. Output is auditable, verifiable, and challengeable. AITP delivers due process for agent operations, not a stamp of truth.</w:t>
-      </w:r>
-    </w:p>
-    <w:p>
-      <w:r>
-        <w:t>---</w:t>
       </w:r>
     </w:p>
     <w:p>
@@ -3031,11 +2999,6 @@
       </w:tr>
     </w:tbl>
     <w:p>
-      <w:r>
-        <w:t>---</w:t>
-      </w:r>
-    </w:p>
-    <w:p>
       <w:pPr>
         <w:pStyle w:val="Heading2"/>
       </w:pPr>
@@ -3113,17 +3076,15 @@
     </w:p>
     <w:p>
       <w:r>
-        <w:t>---</w:t>
+        <w:rPr>
+          <w:i/>
+        </w:rPr>
+        <w:t>AI Trust Protocol (AITP) v0.3, OSInfo Inc., March 2026</w:t>
       </w:r>
     </w:p>
     <w:p>
       <w:r>
-        <w:t>*AI Trust Protocol (AITP) v1.1 Process -- OSInfo Inc. -- March 2026*</w:t>
-      </w:r>
-    </w:p>
-    <w:p>
-      <w:r>
-        <w:t>*Licensed under CC BY-SA 4.0*</w:t>
+        <w:t>Licensed under CC BY-SA 4.0</w:t>
       </w:r>
     </w:p>
     <w:sectPr>
